--- a/交付成果/第三轮修订版/第三轮4周版/读书会16_突破生命的束缚_4周资料包（第三版修订）/Word版/第1周_两大束缚与心理机制_主持人版.docx
+++ b/交付成果/第三轮修订版/第三轮4周版/读书会16_突破生命的束缚_4周资料包（第三版修订）/Word版/第1周_两大束缚与心理机制_主持人版.docx
@@ -9375,6 +9375,137 @@
           <w:b w:val="0"/>
         </w:rPr>
         <w:t>&lt;!--EXT_READ--&gt;</w:t>
+      </w:r>
+    </w:p>
+    <w:p>
+      <w:r>
+        <w:rPr>
+          <w:b/>
+          <w:color w:val="1F3864"/>
+          <w:sz w:val="26"/>
+        </w:rPr>
+        <w:t>🖼 课件原图（源 PDF 渲染·供投屏）</w:t>
+      </w:r>
+    </w:p>
+    <w:p>
+      <w:pPr>
+        <w:ind w:left="170"/>
+        <w:pBdr>
+          <w:left w:val="single" w:sz="18" w:space="4" w:color="1F3864"/>
+        </w:pBdr>
+        <w:shd w:val="clear" w:fill="F2F5FA"/>
+      </w:pPr>
+      <w:r>
+        <w:rPr>
+          <w:b w:val="0"/>
+        </w:rPr>
+        <w:t>下列图片为正文标注「图形页／无法逐字提取／图版」处对应的</w:t>
+      </w:r>
+      <w:r>
+        <w:rPr>
+          <w:b/>
+        </w:rPr>
+        <w:t>源课件整页渲染</w:t>
+      </w:r>
+      <w:r>
+        <w:rPr>
+          <w:b w:val="0"/>
+        </w:rPr>
+        <w:t>（自知识库媒体导出后 pymupdf 渲染，最大宽约 1200px），供投屏或板书对照；每页标注源材料与页码。共读原文文字未改。</w:t>
+      </w:r>
+    </w:p>
+    <w:p>
+      <w:r>
+        <w:rPr>
+          <w:b/>
+        </w:rPr>
+        <w:t>《古源尊者24缘释义第4讲-无间缘与等无间缘.pdf》</w:t>
+      </w:r>
+      <w:r>
+        <w:rPr>
+          <w:b w:val="0"/>
+        </w:rPr>
+        <w:t>（源 PDF 共渲染 10 页）：</w:t>
+      </w:r>
+    </w:p>
+    <w:p>
+      <w:r>
+        <w:rPr>
+          <w:b w:val="0"/>
+        </w:rPr>
+        <w:t>![课件原图·古源尊者24缘释义第4讲-无间缘与等无间缘.pdf·第1页](课件原图/课件原图_22831605_p01.png)</w:t>
+      </w:r>
+    </w:p>
+    <w:p>
+      <w:r>
+        <w:rPr>
+          <w:b w:val="0"/>
+        </w:rPr>
+        <w:t>![课件原图·古源尊者24缘释义第4讲-无间缘与等无间缘.pdf·第2页](课件原图/课件原图_22831605_p02.png)</w:t>
+      </w:r>
+    </w:p>
+    <w:p>
+      <w:r>
+        <w:rPr>
+          <w:b w:val="0"/>
+        </w:rPr>
+        <w:t>![课件原图·古源尊者24缘释义第4讲-无间缘与等无间缘.pdf·第3页](课件原图/课件原图_22831605_p03.png)</w:t>
+      </w:r>
+    </w:p>
+    <w:p>
+      <w:r>
+        <w:rPr>
+          <w:b w:val="0"/>
+        </w:rPr>
+        <w:t>![课件原图·古源尊者24缘释义第4讲-无间缘与等无间缘.pdf·第4页](课件原图/课件原图_22831605_p04.png)</w:t>
+      </w:r>
+    </w:p>
+    <w:p>
+      <w:r>
+        <w:rPr>
+          <w:b w:val="0"/>
+        </w:rPr>
+        <w:t>![课件原图·古源尊者24缘释义第4讲-无间缘与等无间缘.pdf·第5页](课件原图/课件原图_22831605_p05.png)</w:t>
+      </w:r>
+    </w:p>
+    <w:p>
+      <w:r>
+        <w:rPr>
+          <w:b w:val="0"/>
+        </w:rPr>
+        <w:t>![课件原图·古源尊者24缘释义第4讲-无间缘与等无间缘.pdf·第6页](课件原图/课件原图_22831605_p06.png)</w:t>
+      </w:r>
+    </w:p>
+    <w:p>
+      <w:r>
+        <w:rPr>
+          <w:b w:val="0"/>
+        </w:rPr>
+        <w:t>![课件原图·古源尊者24缘释义第4讲-无间缘与等无间缘.pdf·第7页](课件原图/课件原图_22831605_p07.png)</w:t>
+      </w:r>
+    </w:p>
+    <w:p>
+      <w:r>
+        <w:rPr>
+          <w:b w:val="0"/>
+        </w:rPr>
+        <w:t>![课件原图·古源尊者24缘释义第4讲-无间缘与等无间缘.pdf·第8页](课件原图/课件原图_22831605_p08.png)</w:t>
+      </w:r>
+    </w:p>
+    <w:p>
+      <w:r>
+        <w:rPr>
+          <w:b w:val="0"/>
+        </w:rPr>
+        <w:t>![课件原图·古源尊者24缘释义第4讲-无间缘与等无间缘.pdf·第9页](课件原图/课件原图_22831605_p09.png)</w:t>
+      </w:r>
+    </w:p>
+    <w:p>
+      <w:r>
+        <w:rPr>
+          <w:b w:val="0"/>
+        </w:rPr>
+        <w:t>![课件原图·古源尊者24缘释义第4讲-无间缘与等无间缘.pdf·第10页](课件原图/课件原图_22831605_p10.png)</w:t>
       </w:r>
     </w:p>
     <w:sectPr>

--- a/交付成果/第三轮修订版/第三轮4周版/读书会16_突破生命的束缚_4周资料包（第三版修订）/Word版/第1周_两大束缚与心理机制_主持人版.docx
+++ b/交付成果/第三轮修订版/第三轮4周版/读书会16_突破生命的束缚_4周资料包（第三版修订）/Word版/第1周_两大束缚与心理机制_主持人版.docx
@@ -9411,7 +9411,7 @@
         <w:rPr>
           <w:b w:val="0"/>
         </w:rPr>
-        <w:t>（自知识库媒体导出后 pymupdf 渲染，最大宽约 1200px），供投屏或板书对照；每页标注源材料与页码。共读原文文字未改。</w:t>
+        <w:t>（自知识库媒体导出后 pymupdf 渲染，最大宽约 1200px），供投屏或板书对照；每页标注源材料与页码。《共读原文》文字一字未改。</w:t>
       </w:r>
     </w:p>
     <w:p>
@@ -9419,93 +9419,48 @@
         <w:rPr>
           <w:b/>
         </w:rPr>
-        <w:t>《古源尊者24缘释义第4讲-无间缘与等无间缘.pdf》</w:t>
-      </w:r>
-      <w:r>
-        <w:rPr>
-          <w:b w:val="0"/>
-        </w:rPr>
-        <w:t>（源 PDF 共渲染 10 页）：</w:t>
-      </w:r>
-    </w:p>
-    <w:p>
-      <w:r>
-        <w:rPr>
-          <w:b w:val="0"/>
-        </w:rPr>
-        <w:t>![课件原图·古源尊者24缘释义第4讲-无间缘与等无间缘.pdf·第1页](课件原图/课件原图_22831605_p01.png)</w:t>
-      </w:r>
-    </w:p>
-    <w:p>
-      <w:r>
-        <w:rPr>
-          <w:b w:val="0"/>
-        </w:rPr>
-        <w:t>![课件原图·古源尊者24缘释义第4讲-无间缘与等无间缘.pdf·第2页](课件原图/课件原图_22831605_p02.png)</w:t>
-      </w:r>
-    </w:p>
-    <w:p>
-      <w:r>
-        <w:rPr>
-          <w:b w:val="0"/>
-        </w:rPr>
-        <w:t>![课件原图·古源尊者24缘释义第4讲-无间缘与等无间缘.pdf·第3页](课件原图/课件原图_22831605_p03.png)</w:t>
-      </w:r>
-    </w:p>
-    <w:p>
-      <w:r>
-        <w:rPr>
-          <w:b w:val="0"/>
-        </w:rPr>
-        <w:t>![课件原图·古源尊者24缘释义第4讲-无间缘与等无间缘.pdf·第4页](课件原图/课件原图_22831605_p04.png)</w:t>
-      </w:r>
-    </w:p>
-    <w:p>
-      <w:r>
-        <w:rPr>
-          <w:b w:val="0"/>
-        </w:rPr>
-        <w:t>![课件原图·古源尊者24缘释义第4讲-无间缘与等无间缘.pdf·第5页](课件原图/课件原图_22831605_p05.png)</w:t>
-      </w:r>
-    </w:p>
-    <w:p>
-      <w:r>
-        <w:rPr>
-          <w:b w:val="0"/>
-        </w:rPr>
-        <w:t>![课件原图·古源尊者24缘释义第4讲-无间缘与等无间缘.pdf·第6页](课件原图/课件原图_22831605_p06.png)</w:t>
-      </w:r>
-    </w:p>
-    <w:p>
-      <w:r>
-        <w:rPr>
-          <w:b w:val="0"/>
-        </w:rPr>
-        <w:t>![课件原图·古源尊者24缘释义第4讲-无间缘与等无间缘.pdf·第7页](课件原图/课件原图_22831605_p07.png)</w:t>
-      </w:r>
-    </w:p>
-    <w:p>
-      <w:r>
-        <w:rPr>
-          <w:b w:val="0"/>
-        </w:rPr>
-        <w:t>![课件原图·古源尊者24缘释义第4讲-无间缘与等无间缘.pdf·第8页](课件原图/课件原图_22831605_p08.png)</w:t>
-      </w:r>
-    </w:p>
-    <w:p>
-      <w:r>
-        <w:rPr>
-          <w:b w:val="0"/>
-        </w:rPr>
-        <w:t>![课件原图·古源尊者24缘释义第4讲-无间缘与等无间缘.pdf·第9页](课件原图/课件原图_22831605_p09.png)</w:t>
-      </w:r>
-    </w:p>
-    <w:p>
-      <w:r>
-        <w:rPr>
-          <w:b w:val="0"/>
-        </w:rPr>
-        <w:t>![课件原图·古源尊者24缘释义第4讲-无间缘与等无间缘.pdf·第10页](课件原图/课件原图_22831605_p10.png)</w:t>
+        <w:t>拼版总图（整册缩略·目视定位用）</w:t>
+      </w:r>
+    </w:p>
+    <w:p>
+      <w:pPr>
+        <w:pStyle w:val="ListBullet"/>
+      </w:pPr>
+      <w:r>
+        <w:rPr>
+          <w:b w:val="0"/>
+        </w:rPr>
+        <w:t>《古源尊者24缘释义第4讲-无间缘与等无间缘.pdf》：![拼版总图·《古源尊者24缘释义第4讲-无间缘与等无间缘.pdf》](课件原图/拼版_71a9d371.png)</w:t>
+      </w:r>
+    </w:p>
+    <w:p>
+      <w:r>
+        <w:rPr>
+          <w:b/>
+        </w:rPr>
+        <w:t>图形页（目视定位所得）</w:t>
+      </w:r>
+    </w:p>
+    <w:p>
+      <w:pPr>
+        <w:pStyle w:val="ListBullet"/>
+      </w:pPr>
+      <w:r>
+        <w:rPr>
+          <w:b w:val="0"/>
+        </w:rPr>
+        <w:t>《古源尊者24缘释义第4讲-无间缘与等无间缘.pdf》第1页（对照表·无间缘／等无间缘缘关系图）：![课件原图·《古源尊者24缘释义第4讲-无间缘与等无间缘.pdf》·第1页](课件原图/课件原图_71a9d371_p01.png)</w:t>
+      </w:r>
+    </w:p>
+    <w:p>
+      <w:pPr>
+        <w:pStyle w:val="ListBullet"/>
+      </w:pPr>
+      <w:r>
+        <w:rPr>
+          <w:b w:val="0"/>
+        </w:rPr>
+        <w:t>《古源尊者24缘释义第4讲-无间缘与等无间缘.pdf》第8页（五门心路示意图（心路图））：![课件原图·《古源尊者24缘释义第4讲-无间缘与等无间缘.pdf》·第8页](课件原图/课件原图_71a9d371_p08.png)</w:t>
       </w:r>
     </w:p>
     <w:sectPr>

--- a/交付成果/第三轮修订版/第三轮4周版/读书会16_突破生命的束缚_4周资料包（第三版修订）/Word版/第1周_两大束缚与心理机制_主持人版.docx
+++ b/交付成果/第三轮修订版/第三轮4周版/读书会16_突破生命的束缚_4周资料包（第三版修订）/Word版/第1周_两大束缚与心理机制_主持人版.docx
@@ -2759,7 +2759,7 @@
         <w:rPr>
           <w:b w:val="0"/>
         </w:rPr>
-        <w:t>[00:03:44.100] 啊，我们总结出来有两条啊有两股。啊，非常主要的力量在束缚着我们。一条是我们无始以来啊，存留在我们这个生命相聚流里面的。哎，六种心理于式。啊包括像业啊，烦恼啊，你想性情啊这些方面。</w:t>
+        <w:t>[00:03:44.100] 啊，我们总结出来有两条啊有两股。啊，非常主要的力量在束缚着我们。一条是我们无始以来啊，存留在我们这个生命相续流里面的。哎，六种心理余势。啊包括像业啊，烦恼啊，你想性情啊这些方面。</w:t>
       </w:r>
     </w:p>
     <w:p>
@@ -2831,7 +2831,7 @@
         <w:rPr>
           <w:b w:val="0"/>
         </w:rPr>
-        <w:t>[00:08:29.760] 那六种心理于失哪六种呢？简单来讲，第一个就是业好。我们讲经常讲这个业哦。那。这个业呢，很多人会不了解的人会问说，哎，你们佛教徒讲业业业业存在哪里啊。越不需要存的，就在每个当下的我们的身心里面，它作为一种潜在的影响力，就存在那个地方。</w:t>
+        <w:t>[00:08:29.760] 那六种心理余势哪六种呢？简单来讲，第一个就是业好。我们讲经常讲这个业哦。那。这个业呢，很多人会不了解的人会问说，哎，你们佛教徒讲业业业业存在哪里啊。越不需要存的，就在每个当下的我们的身心里面，它作为一种潜在的影响力，就存在那个地方。</w:t>
       </w:r>
     </w:p>
     <w:p>
@@ -2847,7 +2847,7 @@
         <w:rPr>
           <w:b w:val="0"/>
         </w:rPr>
-        <w:t>[00:09:39.510] 啊，叶也是这样的，就是你照做了，就在我们的名色流里面，会留下这样的一种潜在的心理遗失。啊，在因缘成熟的时候，它就会成为果报。</w:t>
+        <w:t>[00:09:39.510] 啊，业也是这样的，就是你照做了，就在我们的名色流里面，会留下这样的一种潜在的心理遗失。啊，在因缘成熟的时候，它就会成为果报。</w:t>
       </w:r>
     </w:p>
     <w:p>
@@ -2871,7 +2871,7 @@
         <w:rPr>
           <w:b w:val="0"/>
         </w:rPr>
-        <w:t>[00:11:32.200] 啊，那么第三种呢，叫菠萝蜜啊，叫以巴利，叫巴拉蜜。啊，如果说那个业呢。是啊，善业不善业啊，留下来的影响力。那么巴拉蜜呢？其实它也是一种叶。那这是什么业呢？但是我们布施啊，持戒啊，禅修啊，服务啊，恭敬啊，回向功德啊，随喜功德，听闻佛法，弘扬佛法，端正自己的见解。啊，然后把这些善业是导向解脱的这种清净的业啊，这种业成熟的时候会成为我们导向解脱的资粮。啊，那么这种耶呢，就称为叫波罗蜜或叫巴拉蜜。啊，这是第三种啊第四种呢。</w:t>
+        <w:t>[00:11:32.200] 啊，那么第三种呢，叫菠萝蜜啊，叫以巴利，叫巴拉蜜。啊，如果说那个业呢。是啊，善业不善业啊，留下来的影响力。那么巴拉蜜呢？其实它也是一种业。那这是什么业呢？但是我们布施啊，持戒啊，禅修啊，服务啊，恭敬啊，回向功德啊，随喜功德，听闻佛法，弘扬佛法，端正自己的见解。啊，然后把这些善业是导向解脱的这种清净的业啊，这种业成熟的时候会成为我们导向解脱的资粮。啊，那么这种业呢，就称为叫波罗蜜或叫巴拉蜜。啊，这是第三种啊第四种呢。</w:t>
       </w:r>
     </w:p>
     <w:p>
@@ -2956,7 +2956,7 @@
         <w:rPr>
           <w:b w:val="0"/>
         </w:rPr>
-        <w:t>[00:17:36.355] 然后嗔贵啊，傲慢啊，邪见啊，怀疑啊，还有这种愚痴，我们讲无名啊，就等等的这一些。</w:t>
+        <w:t>[00:17:36.355] 然后嗔恚啊，傲慢啊，邪见啊，怀疑啊，还有这种愚痴，我们讲无明啊，就等等的这一些。</w:t>
       </w:r>
     </w:p>
     <w:p>
@@ -3257,7 +3257,7 @@
         <w:rPr>
           <w:b w:val="0"/>
         </w:rPr>
-        <w:t>[00:56:25.100] 好，那这个就是说，那我们这个这个心理于式啊，六种心理于式，它是为什么会这样形成啊，以及这个物种的相聚性的这种基因，这两种力量对我们人的束缚，它是怎么在我们日常生活上的这样一种表现啊。我们讲到这里，我们就能清楚的看到对吧。</w:t>
+        <w:t>[00:56:25.100] 好，那这个就是说，那我们这个这个心理余势啊，六种心理余势，它是为什么会这样形成啊，以及这个物种的相聚性的这种基因，这两种力量对我们人的束缚，它是怎么在我们日常生活上的这样一种表现啊。我们讲到这里，我们就能清楚的看到对吧。</w:t>
       </w:r>
     </w:p>
     <w:p>
@@ -3582,7 +3582,7 @@
         <w:rPr>
           <w:b w:val="0"/>
         </w:rPr>
-        <w:t>[00:54:54.280] 好，那。这个佛陀呢？啊，他说我们这个生命啊，就叫五蕴对吧，大家听说过。啊，五蕴，是哪五蕴呢？色受想行识对吧啊。色是什么？对，就是身体啊，物质的部分受想行识呢。就是精神的部分，好受呢，是受心所想呢，是想心说这个食呢，就是师之的心。好行呢，剩下的行呢，啊，我们就是在阿里达摩里面称有五十二个心所。好，五十二个心锁，把这个受单独拿出来，想单独拿出来，剩下的所有这个呢，都称为行。啊。又称为行啊，那么五十二个星座，</w:t>
+        <w:t>[00:54:54.280] 好，那。这个佛陀呢？啊，他说我们这个生命啊，就叫五蕴对吧，大家听说过。啊，五蕴，是哪五蕴呢？色受想行识对吧啊。色是什么？对，就是身体啊，物质的部分受想行识呢。就是精神的部分，好受呢，是受心所想呢，是想心说这个食呢，就是师之的心。好行呢，剩下的行呢，啊，我们就是在阿毗达摩里面称有五十二个心所。好，五十二个心所，把这个受单独拿出来，想单独拿出来，剩下的所有这个呢，都称为行。啊。又称为行啊，那么五十二个心所，</w:t>
       </w:r>
     </w:p>
     <w:p>
@@ -3775,7 +3775,7 @@
         <w:rPr>
           <w:b w:val="0"/>
         </w:rPr>
-        <w:t>[00:26:31.970] 那那第一个是叶，第二个呢。我们叫做随眠的烦恼啊，这个睡眠烦恼比如说欲贪啊，啊，这个有爱无有爱啊，嗔慧啊，傲慢啊，邪见啊，怀疑啊，无名啊，这些啊，这佛教的语言呢啊，就是叫做随眠烦恼。</w:t>
+        <w:t>[00:26:31.970] 那那第一个是业，第二个呢。我们叫做随眠的烦恼啊，这个睡眠烦恼比如说欲贪啊，啊，这个有爱无有爱啊，嗔慧啊，傲慢啊，邪见啊，怀疑啊，无明啊，这些啊，这佛教的语言呢啊，就是叫做随眠烦恼。</w:t>
       </w:r>
     </w:p>
     <w:p>
@@ -4012,7 +4012,7 @@
         <w:rPr>
           <w:b w:val="0"/>
         </w:rPr>
-        <w:t>[00:17:42.875] 如果你这个这个非常喜欢这个就是来禅修啊哦，那你这一生里面那个意境性就会很强。好，就你随便一做你就能进入状态啊。好，那这个就是临死前的越成熟的这个这个那个相关的哈，那包括你的无名爱曲，你倾向好，那你有什么样的倾向？好，那这个这个，你你发愿，你上一生临死前的那个成熟的那个善业，比如当时你去供养僧团，你发愿是啊，意思我供养僧团的功德，愿我早日证悟灭法。哦啊，那么这样的越成熟呢啊，你这一生呢啊，这种出离的心就会很强啊，有机会就会想出家哦啊。所以这个就是临死前的这个无明爱去行业啊，那跟这一生的这个心流的关系，</w:t>
+        <w:t>[00:17:42.875] 如果你这个这个非常喜欢这个就是来禅修啊哦，那你这一生里面那个意境性就会很强。好，就你随便一做你就能进入状态啊。好，那这个就是临死前的业成熟的这个这个那个相关的哈，那包括你的无明爱取，你倾向好，那你有什么样的倾向？好，那这个这个，你你发愿，你上一生临死前的那个成熟的那个善业，比如当时你去供养僧团，你发愿是啊，意思我供养僧团的功德，愿我早日证悟灭法。哦啊，那么这样的业成熟呢啊，你这一生呢啊，这种出离的心就会很强啊，有机会就会想出家哦啊。所以这个就是临死前的这个无明爱取行业啊，那跟这一生的这个心流的关系，</w:t>
       </w:r>
     </w:p>
     <w:p>
@@ -6303,7 +6303,7 @@
         <w:rPr>
           <w:b w:val="0"/>
         </w:rPr>
-        <w:t>[00:02:53.260] 什么是自由？连露出席都看不清楚，怎么可能有自由对吧？自由不是就是随心所欲啊，不是上街头可以跟人家打架，要自由，那个就是要烦恼自由，而不是这种智慧的自由。</w:t>
+        <w:t>[00:02:53.260] 什么是自由？连入出息都看不清楚，怎么可能有自由对吧？自由不是就是随心所欲啊，不是上街头可以跟人家打架，要自由，那个就是要烦恼自由，而不是这种智慧的自由。</w:t>
       </w:r>
     </w:p>
     <w:p>
@@ -9430,7 +9430,7 @@
         <w:rPr>
           <w:b w:val="0"/>
         </w:rPr>
-        <w:t>《古源尊者24缘释义第4讲-无间缘与等无间缘.pdf》：![拼版总图·《古源尊者24缘释义第4讲-无间缘与等无间缘.pdf》](课件原图/拼版_71a9d371.png)</w:t>
+        <w:t>《古源尊者24缘释义第4讲-无间缘与等无间缘.pdf》：![拼版总图·《古源尊者24缘释义第4讲-无间缘与等无间缘.pdf》](课件原图/拼版_71a9d371.jpg)</w:t>
       </w:r>
     </w:p>
     <w:p>
@@ -9449,7 +9449,7 @@
         <w:rPr>
           <w:b w:val="0"/>
         </w:rPr>
-        <w:t>《古源尊者24缘释义第4讲-无间缘与等无间缘.pdf》第1页（对照表·无间缘／等无间缘缘关系图）：![课件原图·《古源尊者24缘释义第4讲-无间缘与等无间缘.pdf》·第1页](课件原图/课件原图_71a9d371_p01.png)</w:t>
+        <w:t>《古源尊者24缘释义第4讲-无间缘与等无间缘.pdf》第1页（对照表·无间缘／等无间缘缘关系图）：![课件原图·《古源尊者24缘释义第4讲-无间缘与等无间缘.pdf》·第1页](课件原图/课件原图_71a9d371_p01.jpg)</w:t>
       </w:r>
     </w:p>
     <w:p>
@@ -9460,7 +9460,7 @@
         <w:rPr>
           <w:b w:val="0"/>
         </w:rPr>
-        <w:t>《古源尊者24缘释义第4讲-无间缘与等无间缘.pdf》第8页（五门心路示意图（心路图））：![课件原图·《古源尊者24缘释义第4讲-无间缘与等无间缘.pdf》·第8页](课件原图/课件原图_71a9d371_p08.png)</w:t>
+        <w:t>《古源尊者24缘释义第4讲-无间缘与等无间缘.pdf》第8页（五门心路示意图（心路图））：![课件原图·《古源尊者24缘释义第4讲-无间缘与等无间缘.pdf》·第8页](课件原图/课件原图_71a9d371_p08.jpg)</w:t>
       </w:r>
     </w:p>
     <w:sectPr>

--- a/交付成果/第三轮修订版/第三轮4周版/读书会16_突破生命的束缚_4周资料包（第三版修订）/Word版/第1周_两大束缚与心理机制_主持人版.docx
+++ b/交付成果/第三轮修订版/第三轮4周版/读书会16_突破生命的束缚_4周资料包（第三版修订）/Word版/第1周_两大束缚与心理机制_主持人版.docx
@@ -2759,7 +2759,7 @@
         <w:rPr>
           <w:b w:val="0"/>
         </w:rPr>
-        <w:t>[00:03:44.100] 啊，我们总结出来有两条啊有两股。啊，非常主要的力量在束缚着我们。一条是我们无始以来啊，存留在我们这个生命相续流里面的。哎，六种心理余势。啊包括像业啊，烦恼啊，你想性情啊这些方面。</w:t>
+        <w:t>[00:03:44.100] 啊，我们总结出来有两条啊有两股。啊，非常主要的力量在束缚着我们。一条是我们无始以来啊，存留在我们这个生命相续流里面的。哎，六种心理余势。啊包括像业啊，烦恼啊，意乐啊这些方面。</w:t>
       </w:r>
     </w:p>
     <w:p>
@@ -2847,15 +2847,15 @@
         <w:rPr>
           <w:b w:val="0"/>
         </w:rPr>
-        <w:t>[00:09:39.510] 啊，业也是这样的，就是你照做了，就在我们的名色流里面，会留下这样的一种潜在的心理遗失。啊，在因缘成熟的时候，它就会成为果报。</w:t>
-      </w:r>
-    </w:p>
-    <w:p>
-      <w:r>
-        <w:rPr>
-          <w:b w:val="0"/>
-        </w:rPr>
-        <w:t>[00:10:06.460] 第二一个呢？我们就讲烦恼随眠了啊。啊，比如说我们的贪啊，我们的嗔啊啊留下来的这种心理遗失啊，生命流动啊，这个由于过去我们的不善心啊，驱动去杀生啊，偷盗啊，邪淫啊等等。啊那这些习惯呢，他会这些行为呢啊，如果在他当时感觉有好处。那么他就会觉得我贪我嗔我吃呢啊是获得利益的一种手段。啊那么这样的一种行为呢，就会存留下来。啊，过去我们有呃，这个古大德呢，把它翻译成叫等流果。就是像水流一样的相等的流下来。然后这样的一种行为就是催眠啊。</w:t>
+        <w:t>[00:09:39.510] 啊，业也是这样的，就是你照做了，就在我们的名色流里面，会留下这样的一种潜在的心理余势。啊，在因缘成熟的时候，它就会成为果报。</w:t>
+      </w:r>
+    </w:p>
+    <w:p>
+      <w:r>
+        <w:rPr>
+          <w:b w:val="0"/>
+        </w:rPr>
+        <w:t>[00:10:06.460] 第二一个呢？我们就讲烦恼随眠了啊。啊，比如说我们的贪啊，我们的嗔啊啊留下来的这种心理余势啊，生命流动啊，这个由于过去我们的不善心啊，驱动去杀生啊，偷盗啊，邪淫啊等等。啊那这些习惯呢，他会这些行为呢啊，如果在他当时感觉有好处。那么他就会觉得我贪我嗔我吃呢啊是获得利益的一种手段。啊那么这样的一种行为呢，就会存留下来。啊，过去我们有呃，这个古大德呢，把它翻译成叫等流果。就是像水流一样的相等的流下来。然后这样的一种行为就是催眠啊。</w:t>
       </w:r>
     </w:p>
     <w:p>
@@ -3257,7 +3257,7 @@
         <w:rPr>
           <w:b w:val="0"/>
         </w:rPr>
-        <w:t>[00:56:25.100] 好，那这个就是说，那我们这个这个心理余势啊，六种心理余势，它是为什么会这样形成啊，以及这个物种的相聚性的这种基因，这两种力量对我们人的束缚，它是怎么在我们日常生活上的这样一种表现啊。我们讲到这里，我们就能清楚的看到对吧。</w:t>
+        <w:t>[00:56:25.100] 好，那这个就是说，那我们这个这个心理余势啊，六种心理余势，它是为什么会这样形成啊，以及这个物种的相续性的这种基因，这两种力量对我们人的束缚，它是怎么在我们日常生活上的这样一种表现啊。我们讲到这里，我们就能清楚的看到对吧。</w:t>
       </w:r>
     </w:p>
     <w:p>
@@ -3582,7 +3582,7 @@
         <w:rPr>
           <w:b w:val="0"/>
         </w:rPr>
-        <w:t>[00:54:54.280] 好，那。这个佛陀呢？啊，他说我们这个生命啊，就叫五蕴对吧，大家听说过。啊，五蕴，是哪五蕴呢？色受想行识对吧啊。色是什么？对，就是身体啊，物质的部分受想行识呢。就是精神的部分，好受呢，是受心所想呢，是想心说这个食呢，就是师之的心。好行呢，剩下的行呢，啊，我们就是在阿毗达摩里面称有五十二个心所。好，五十二个心所，把这个受单独拿出来，想单独拿出来，剩下的所有这个呢，都称为行。啊。又称为行啊，那么五十二个心所，</w:t>
+        <w:t>[00:54:54.280] 好，那。这个佛陀呢？啊，他说我们这个生命啊，就叫五蕴对吧，大家听说过。啊，五蕴，是哪五蕴呢？色受想行识对吧啊。色是什么？对，就是身体啊，物质的部分受想行识呢。就是精神的部分，好受呢，是受心所想呢，是想心说这个食呢，就是思。好行呢，剩下的行呢，啊，我们就是在阿毗达摩里面称有五十二个心所。好，五十二个心所，把这个受单独拿出来，想单独拿出来，剩下的所有这个呢，都称为行。啊。又称为行啊，那么五十二个心所，</w:t>
       </w:r>
     </w:p>
     <w:p>

--- a/交付成果/第三轮修订版/第三轮4周版/读书会16_突破生命的束缚_4周资料包（第三版修订）/Word版/第1周_两大束缚与心理机制_主持人版.docx
+++ b/交付成果/第三轮修订版/第三轮4周版/读书会16_突破生命的束缚_4周资料包（第三版修订）/Word版/第1周_两大束缚与心理机制_主持人版.docx
@@ -2791,7 +2791,7 @@
         <w:rPr>
           <w:b w:val="0"/>
         </w:rPr>
-        <w:t>[00:05:30.500] 啊，我一直想把这张图画好，就是。画了四年了，也没画出来。又想表达我们被两股力量所束缚。那。大家可以体会一下，本来呢，他这两张图是要汇集到我们啊这一生这个人身上呢啊。那会不了呢，我就两张图来说明啊。啊。这个左边这张图呢，就代表我们在无始的轮回当中啊，在六道里面轮回。啊，六道里面轮回的这种心理，于是呢，会。在我们的这个身心上啊存留下来。右边这张图呢，就是我们作为人啊，这一生作为人。那么人这个物种啊，它所这个表现出来的这种。啊，生存方式啊。它就会影响着我们这一生啊，</w:t>
+        <w:t>[00:05:30.500] 啊，我一直想把这张图画好，就是。画了四年了，也没画出来。又想表达我们被两股力量所束缚。那。大家可以体会一下，本来呢，他这两张图是要汇集到我们啊这一生这个人身上呢啊。那会不了呢，我就两张图来说明啊。啊。这个左边这张图呢，就代表我们在无始的轮回当中啊，在六道里面轮回。啊，六道里面轮回的这种心理余势呢，会。在我们的这个身心上啊存留下来。右边这张图呢，就是我们作为人啊，这一生作为人。那么人这个物种啊，它所这个表现出来的这种。啊，生存方式啊。它就会影响着我们这一生啊，</w:t>
       </w:r>
     </w:p>
     <w:p>
@@ -2879,7 +2879,7 @@
         <w:rPr>
           <w:b w:val="0"/>
         </w:rPr>
-        <w:t>[00:12:19.060] 我们叫啊阿加沙亚，阿加沙亚呢就是有人把它翻译成意象性。啊，那简单来讲呢，就是你天生的那些喜好。或者厌恶啊，比如说有些人生下来就不喜欢吃某一样东西，有些人生下来呢就会这个喜欢某一类东西，那这个是过去带来的啊，这个叫意向性或者是好恶啊。那阿加沙亚。啊，第五一个呢，叫瓦达，那就是习气啊。习惯了。啊，这个习惯呢，跟上面的这个喜好有什么区别呢？喜好它会表现为对某一类目标，某一类这个人事物的这种喜好。呃，习惯呢，它是一些行为层面上的东西。</w:t>
+        <w:t>[00:12:19.060] 我们叫啊阿加沙亚，阿加沙亚呢就是有人把它翻译成意向。啊，那简单来讲呢，就是你天生的那些喜好。或者厌恶啊，比如说有些人生下来就不喜欢吃某一样东西，有些人生下来呢就会这个喜欢某一类东西，那这个是过去带来的啊，这个叫意向性或者是好恶啊。那阿加沙亚。啊，第五一个呢，叫瓦达，那就是习气啊。习惯了。啊，这个习惯呢，跟上面的这个喜好有什么区别呢？喜好它会表现为对某一类目标，某一类这个人事物的这种喜好。呃，习惯呢，它是一些行为层面上的东西。</w:t>
       </w:r>
     </w:p>
     <w:p>
@@ -2903,7 +2903,7 @@
         <w:rPr>
           <w:b w:val="0"/>
         </w:rPr>
-        <w:t>[00:15:26.015] 那第六一种呢，就叫甲利带。啊，加绿带呢，就是行啊。啊，我们假了啊，就是行啊，很多人说就自善行啊，啊什么啊，快乐行啊这这个假了。假利大就行，我们经常讲说贪性行者，生性行者，痴性行者。啊，那么这个对。啊，这个这个就性情呢，就就就叫加里大。啊，我们说这个人这个。啊生来呢就是啊这个脾气不好。啊甚有些人呢，生来就是慈眉善目。啊，你像这个。呃，这个心胸很开阔啊，不会计较。啊，这个是性情啊。啊，那么这种六种性情呢，我们自己对照一下，那我们。且不说呢，我们能不能够摆脱它的控制。我们甚至于呢，我们对于这个六种心理，于是呢，我们连观察都不会。那观察都不会的人呢，也就一定完全被这个习惯带着走。</w:t>
+        <w:t>[00:15:26.015] 那第六一种呢，就叫carita。啊，carita呢，就是行啊。啊，我们假了啊，就是行啊，很多人说就自善行啊，啊什么啊，快乐行啊这这个假了。carita就行，我们经常讲说贪性行者，嗔性行者，痴性行者。啊，那么这个对。啊，这个这个就性情呢，就就就叫carita。啊，我们说这个人这个。啊生来呢就是啊这个脾气不好。啊甚有些人呢，生来就是慈眉善目。啊，你像这个。呃，这个心胸很开阔啊，不会计较。啊，这个是性情啊。啊，那么这种六种性情呢，我们自己对照一下，那我们。且不说呢，我们能不能够摆脱它的控制。我们甚至于呢，我们对于这个六种心理余势呢，我们连观察都不会。那观察都不会的人呢，也就一定完全被这个习惯带着走。</w:t>
       </w:r>
     </w:p>
     <w:p>
@@ -2940,15 +2940,15 @@
         <w:rPr>
           <w:b w:val="0"/>
         </w:rPr>
-        <w:t>[00:16:30.120] 大家这次来禅修，你说我要好好的觉自如主行，那你原则上就不会打妄想。啊，会打妄想，就说明你管不了你的心。呼吸你都管不了啊，就是觉知呼吸你都管不了，何况你做出来的那么大的所谓的生意啊，事业啊啊。这个婚姻感情啊啊生活方式啊啊那些东西的决定呢啊，更是按照我们的六种心理，于是啊不自觉的去做出来的，然后即使你觉得好像，哎，我反复的思考，我反复的抉择。那么那些抉择呢，也是在我们很多的过去的这种六种心理意识留下来，这种经验认知里面来回横跳而已了，</w:t>
-      </w:r>
-    </w:p>
-    <w:p>
-      <w:r>
-        <w:rPr>
-          <w:b w:val="0"/>
-        </w:rPr>
-        <w:t>[00:17:16.630] 是一种贪正解了啊。啊，那么这个就是六种清理于师啊。啊，如果说要了解一下这个水棉呢。啊，随缘呢，我们讲说有汤啊。有贪欲贪的执着，对生命的有的执着啊，欲贪有贪啊，</w:t>
+        <w:t>[00:16:30.120] 大家这次来禅修，你说我要好好的觉自如主行，那你原则上就不会打妄想。啊，会打妄想，就说明你管不了你的心。呼吸你都管不了啊，就是觉知呼吸你都管不了，何况你做出来的那么大的所谓的生意啊，事业啊啊。这个婚姻感情啊啊生活方式啊啊那些东西的决定呢啊，更是按照我们的六种心理余势啊不自觉的去做出来的，然后即使你觉得好像，哎，我反复的思考，我反复的抉择。那么那些抉择呢，也是在我们很多的过去的这种六种心理余势留下来，这种经验认知里面来回横跳而已了，</w:t>
+      </w:r>
+    </w:p>
+    <w:p>
+      <w:r>
+        <w:rPr>
+          <w:b w:val="0"/>
+        </w:rPr>
+        <w:t>[00:17:16.630] 是一种贪正解了啊。啊，那么这个就是六种心理余势啊。啊，如果说要了解一下这个随眠呢。啊，随眠呢，我们讲有七种啊。欲贪的执着，对生命的有的执着啊，欲贪有贪啊，</w:t>
       </w:r>
     </w:p>
     <w:p>
@@ -2964,7 +2964,7 @@
         <w:rPr>
           <w:b w:val="0"/>
         </w:rPr>
-        <w:t>[00:17:45.000] 啊，那这个是我们无始以来的六种心理仪式啊，加上我们物种的相聚流啊，</w:t>
+        <w:t>[00:17:45.000] 啊，那这个是我们无始以来的六种心理余势啊，加上我们物种的相续流啊，</w:t>
       </w:r>
     </w:p>
     <w:p>
@@ -2988,7 +2988,7 @@
         <w:rPr>
           <w:b w:val="0"/>
         </w:rPr>
-        <w:t>[00:18:23.120] 为为什么我们会形成这样一个不能解脱的啊这种心理，于是呢啊把我们捆住呢。</w:t>
+        <w:t>[00:18:23.120] 为为什么我们会形成这样一个不能解脱的啊这种心理余势呢啊把我们捆住呢。</w:t>
       </w:r>
     </w:p>
     <w:p>
@@ -3012,7 +3012,7 @@
         <w:rPr>
           <w:b w:val="0"/>
         </w:rPr>
-        <w:t>[00:18:57.480] 基本上基本原则大家都很很清楚。凡是。你接出的。那些目标是对你的生存和物种还原有帮助的。给接触到了。或者你得到了。你就要感到快乐。这样的快乐呢，可以去强化，促使我们更愿意去做这种，能够导致生存和物种繁衍目标达成的这样的行为。不然呢？我们就不知道怎么活下去，对吧？因为你不知道什么东西对我们有好处，什么东西对我们没好处。他就要通过这种啊，快乐啊，感受来去体验呢，来去体会。</w:t>
+        <w:t>[00:18:57.480] 基本上基本原则大家都很很清楚。凡是。你接出的。那些目标是对你的生存和物种繁衍有帮助的。给接触到了。或者你得到了。你就要感到快乐。这样的快乐呢，可以去强化，促使我们更愿意去做这种，能够导致生存和物种繁衍目标达成的这样的行为。不然呢？我们就不知道怎么活下去，对吧？因为你不知道什么东西对我们有好处，什么东西对我们没好处。他就要通过这种啊，快乐啊，感受来去体验呢，来去体会。</w:t>
       </w:r>
     </w:p>
     <w:p>
@@ -3060,7 +3060,7 @@
         <w:rPr>
           <w:b w:val="0"/>
         </w:rPr>
-        <w:t>[00:21:17.740] 我们才会去思考，去做这些事。那为了获得这个些事呢啊，能够更有保障呢，你要努力的去提高你在社会中的地位，以便获取更多的资源啊，获取更多的这个能够生存和繁衍的啊，这些目标和对象啊。包括你的生产资料，还有拥有更多的伴侣啊，更多的性。那但是呢，因为预热的边际效应它是递减的好。因此呢，它导致人们他总是在不安和不满足的这种基因的促使下呢，你总是更多的去关注怎样达到目标啊，或者达到目标的时候那种快乐的感受。就你去专注于达到目标的快乐感受，而不失去这件事情的意义本身和它的价值。</w:t>
+        <w:t>[00:21:17.740] 我们才会去思考，去做这些事。那为了获得这个些事呢啊，能够更有保障呢，你要努力的去提高你在社会中的地位，以便获取更多的资源啊，获取更多的这个能够生存和繁衍的啊，这些目标和对象啊。包括你的生产资料，还有拥有更多的伴侣啊，更多的性。那但是呢，因为快乐的边际效应它是递减的好。因此呢，它导致人们他总是在不安和不满足的这种基因的促使下呢，你总是更多的去关注怎样达到目标啊，或者达到目标的时候那种快乐的感受。就你去专注于达到目标的快乐感受，而不失去这件事情的意义本身和它的价值。</w:t>
       </w:r>
     </w:p>
     <w:p>
@@ -3462,7 +3462,7 @@
         <w:rPr>
           <w:b w:val="0"/>
         </w:rPr>
-        <w:t>[00:47:41.020] 啊，那不健康啊，你只要追求这个东西呢，啊它就不健康，什么叫不健康呢？比如说你起贪心的人。啊，就以后我们会讲，就是锌对我们的身体的影响。起贪心的人，如果一个贪心比较重的人啊，我们讲贪心型者普遍呢就比较胖。啊，那为什么呢？他除了愿意多吃资源以外呢？其他呢，就是他的心生色法，他就比较黏着。就粘着性色色法，它就留在身体各个地方，它就变成这个脂肪啊，就比较疼。啊，生性行者呢，一般都比较瘦，像我这样，</w:t>
+        <w:t>[00:47:41.020] 啊，那不健康啊，你只要追求这个东西呢，啊它就不健康，什么叫不健康呢？比如说你起贪心的人。啊，就以后我们会讲，就是锌对我们的身体的影响。起贪心的人，如果一个贪心比较重的人啊，我们讲贪心型者普遍呢就比较胖。啊，那为什么呢？他除了愿意多吃资源以外呢？其他呢，就是他的心生色法，他就比较黏着。就粘着性色色法，它就留在身体各个地方，它就变成这个脂肪啊，就比较疼。啊，嗔性行者呢，一般都比较瘦，像我这样，</w:t>
       </w:r>
     </w:p>
     <w:p>
@@ -3502,7 +3502,7 @@
         <w:rPr>
           <w:b w:val="0"/>
         </w:rPr>
-        <w:t>[00:50:01.180] 啊一股呢是无始以来的六种心理仪式，六种心理预式呢，就是业呀谈道啊啊然后呢，这个巴拉密呀啊还有就是我们的信息呢。啊我们的习习性呢，啊我们的喜好啊啊那这些六种心理，</w:t>
+        <w:t>[00:50:01.180] 啊一股呢是无始以来的六种心理余势，六种心理余势呢，就是业呀谈道啊啊然后呢，这个巴拉密呀啊还有就是我们的信息呢。啊我们的习习性呢，啊我们的喜好啊啊那这些六种心理，</w:t>
       </w:r>
     </w:p>
     <w:p>
@@ -3727,7 +3727,7 @@
         <w:rPr>
           <w:b w:val="0"/>
         </w:rPr>
-        <w:t>[00:22:51.120] 那么经典里面说是六种心理预示啊，比如说业力啊，烦恼啊，喜好啊，性格习惯哈。那第二一种呢，是物种香气流的基因，以及我们称为生存环境的模因啊。的束缚，那举个例子讲，你来找实医生来做人对吧？对，那来做人呢，那你就不会像狗一样。啊，狗的生命它就是狗的状态，人的生命就是人的状态。男人就我们就马上看得出来这是个男人啊。那么，男人的特征有喉结，对吧？有胡子啊，女中就是没有那个个人的特征很明显啊，你说要变性，那是另外的，那你你的特征就是这样啊，那么你就被这个物种的特征完全的困死掉了啊，</w:t>
+        <w:t>[00:22:51.120] 那么经典里面说是六种心理余势啊，比如说业力啊，烦恼啊，喜好啊，性格习惯哈。那第二一种呢，是物种相续流的基因，以及我们称为生存环境的模因啊。的束缚，那举个例子讲，你来找实医生来做人对吧？对，那来做人呢，那你就不会像狗一样。啊，狗的生命它就是狗的状态，人的生命就是人的状态。男人就我们就马上看得出来这是个男人啊。那么，男人的特征有喉结，对吧？有胡子啊，女中就是没有那个个人的特征很明显啊，你说要变性，那是另外的，那你你的特征就是这样啊，那么你就被这个物种的特征完全的困死掉了啊，</w:t>
       </w:r>
     </w:p>
     <w:p>
@@ -3783,7 +3783,7 @@
         <w:rPr>
           <w:b w:val="0"/>
         </w:rPr>
-        <w:t>[00:26:50.640] 第三一个呢，我们北方翻译成波罗蜜啊的这个翻译是巴拉密啊。其实，巴拉密是一种善的心理仪式。就是啊，你总是过去习惯于啊，这个人就很慷慨啊，啊，这个人天生就很慷慨，这个人天生就很有原则，很慷慨，就是布施啊，啊，就很有原则，就是持戒啊，对吧，那就有很好的生活习惯啊。嗯，这个处理呀，啊，就是他就是没有那么强的抓取性习惯，有些人就是很粘着，有些人呢，他就就是这个很放得下，然。那有些人就很有智慧啊，有些人呢，他就比较不容易哈，那有些人很努力啊，</w:t>
+        <w:t>[00:26:50.640] 第三一个呢，我们北方翻译成波罗蜜啊的这个翻译是巴拉密啊。其实，巴拉密是一种善的心理余势。就是啊，你总是过去习惯于啊，这个人就很慷慨啊，啊，这个人天生就很慷慨，这个人天生就很有原则，很慷慨，就是布施啊，啊，就很有原则，就是持戒啊，对吧，那就有很好的生活习惯啊。嗯，这个处理呀，啊，就是他就是没有那么强的抓取性习惯，有些人就是很粘着，有些人呢，他就就是这个很放得下，然。那有些人就很有智慧啊，有些人呢，他就比较不容易哈，那有些人很努力啊，</w:t>
       </w:r>
     </w:p>
     <w:p>
@@ -3964,7 +3964,7 @@
         <w:rPr>
           <w:b w:val="0"/>
         </w:rPr>
-        <w:t>[00:14:12.740] 我们的烦恼有关啊，跟我们的习性有关啊。我们说生命呢，被两股力量紧紧的束缚啊，一种呢，是无始以来的六种心理仪式啊，然后这个还有一种呢，是我们物种相气流里面的基因啊，还有生存环境里面的模因对吧啊。嗯。六种心理，于是呢，啊我们称为叫做这个啊这个。</w:t>
+        <w:t>[00:14:12.740] 我们的烦恼有关啊，跟我们的习性有关啊。我们说生命呢，被两股力量紧紧的束缚啊，一种呢，是无始以来的六种心理余势啊，然后这个还有一种呢，是我们物种相续流里面的基因啊，还有生存环境里面的模因对吧啊。嗯。六种心理余势呢，啊我们称为叫做这个啊这个。</w:t>
       </w:r>
     </w:p>
     <w:p>
@@ -3996,7 +3996,7 @@
         <w:rPr>
           <w:b w:val="0"/>
         </w:rPr>
-        <w:t>[00:16:37.295] 还有一个是上一生临死前啊，就临终成熟的这个无明爱取心业那一种心业哦，他对这一生的这个我们的这个心理仪式呢，他也产生很大的影响。我们举个例子说，你过去生如果是一个非常乐善好施的人，好，那你临终的时候成熟的是一个布施的业。啊那么它是无贪的啊啊那么那么你这一生的结生心跟后面的有分心，它这个无贪心所呢的力量就会很强。啊，</w:t>
+        <w:t>[00:16:37.295] 还有一个是上一生临死前啊，就临终成熟的这个无明爱取心业那一种心业哦，他对这一生的这个我们的这个心理余势呢，他也产生很大的影响。我们举个例子说，你过去生如果是一个非常乐善好施的人，好，那你临终的时候成熟的是一个布施的业。啊那么它是无贪的啊啊那么那么你这一生的结生心跟后面的有分心，它这个无贪心所呢的力量就会很强。啊，</w:t>
       </w:r>
     </w:p>
     <w:p>
@@ -4020,15 +4020,15 @@
         <w:rPr>
           <w:b w:val="0"/>
         </w:rPr>
-        <w:t>[00:18:44.980] 还有就是更早的过去生留下来的那一些啊，这个我们都称为叫心理仪式了啊。</w:t>
-      </w:r>
-    </w:p>
-    <w:p>
-      <w:r>
-        <w:rPr>
-          <w:b w:val="0"/>
-        </w:rPr>
-        <w:t>[00:18:52.840] 啊，那么第二一个呢，就是我们物种的基因啊啊，就是你的传承啊啊这个父母亲的这种遗传啊啊那这些内容呢，它是属于这个这个物种相气流里面的基因呢啊。还有你出生的这个环境啊。啊，</w:t>
+        <w:t>[00:18:44.980] 还有就是更早的过去生留下来的那一些啊，这个我们都称为叫心理余势了啊。</w:t>
+      </w:r>
+    </w:p>
+    <w:p>
+      <w:r>
+        <w:rPr>
+          <w:b w:val="0"/>
+        </w:rPr>
+        <w:t>[00:18:52.840] 啊，那么第二一个呢，就是我们物种的基因啊啊，就是你的传承啊啊这个父母亲的这种遗传啊啊那这些内容呢，它是属于这个这个物种相续流里面的基因呢啊。还有你出生的这个环境啊。啊，</w:t>
       </w:r>
     </w:p>
     <w:p>
@@ -6279,7 +6279,7 @@
         <w:rPr>
           <w:b w:val="0"/>
         </w:rPr>
-        <w:t>[00:00:54.240] 呃。昨天晚上呢，我们讲到了。一个生命呢，它只要出现在世间。他一定就会被这个两股啊力量呢彻底的束缚啊，一条呢是名色相聚啊，这个物种的相聚流啊，你成为什么样的生命，就会被什么样的生命的基因所。锁定好。啊。再一条呢，就是名色的相聚流，就是无始以来，我们在六界里六道里面轮回所熏染下来的那些所有的这些啊，</w:t>
+        <w:t>[00:00:54.240] 呃。昨天晚上呢，我们讲到了。一个生命呢，它只要出现在世间。他一定就会被这个两股啊力量呢彻底的束缚啊，一条呢是名色相续啊，这个物种的相续流啊，你成为什么样的生命，就会被什么样的生命的基因所。锁定好。啊。再一条呢，就是名色的相聚流，就是无始以来，我们在六界里六道里面轮回所熏染下来的那些所有的这些啊，</w:t>
       </w:r>
     </w:p>
     <w:p>
